--- a/Team72_Planificación y Estrategia del Proyecto EnergiAI.docx
+++ b/Team72_Planificación y Estrategia del Proyecto EnergiAI.docx
@@ -18,8 +18,19 @@
           <w:sz w:val="24"/>
           <w:szCs w:val="24"/>
         </w:rPr>
-        <w:t>Team72_Planificación y Estrategia del Proyecto EnergiAI</w:t>
-      </w:r>
+        <w:t xml:space="preserve">Team72_Planificación y Estrategia del Proyecto </w:t>
+      </w:r>
+      <w:proofErr w:type="spellStart"/>
+      <w:r>
+        <w:rPr>
+          <w:b/>
+          <w:bCs/>
+          <w:sz w:val="24"/>
+          <w:szCs w:val="24"/>
+        </w:rPr>
+        <w:t>EnergiAI</w:t>
+      </w:r>
+      <w:proofErr w:type="spellEnd"/>
     </w:p>
     <w:p>
       <w:pPr>
@@ -52,7 +63,67 @@
           <w:sz w:val="24"/>
           <w:szCs w:val="24"/>
         </w:rPr>
-        <w:t>capa gratuita (Always Free Tier) de Oracle Cloud Infrastructure (OCI)</w:t>
+        <w:t>capa gratuita (</w:t>
+      </w:r>
+      <w:proofErr w:type="spellStart"/>
+      <w:r>
+        <w:rPr>
+          <w:b/>
+          <w:bCs/>
+          <w:sz w:val="24"/>
+          <w:szCs w:val="24"/>
+        </w:rPr>
+        <w:t>Always</w:t>
+      </w:r>
+      <w:proofErr w:type="spellEnd"/>
+      <w:r>
+        <w:rPr>
+          <w:b/>
+          <w:bCs/>
+          <w:sz w:val="24"/>
+          <w:szCs w:val="24"/>
+        </w:rPr>
+        <w:t xml:space="preserve"> Free </w:t>
+      </w:r>
+      <w:proofErr w:type="spellStart"/>
+      <w:r>
+        <w:rPr>
+          <w:b/>
+          <w:bCs/>
+          <w:sz w:val="24"/>
+          <w:szCs w:val="24"/>
+        </w:rPr>
+        <w:t>Tier</w:t>
+      </w:r>
+      <w:proofErr w:type="spellEnd"/>
+      <w:r>
+        <w:rPr>
+          <w:b/>
+          <w:bCs/>
+          <w:sz w:val="24"/>
+          <w:szCs w:val="24"/>
+        </w:rPr>
+        <w:t xml:space="preserve">) de Oracle Cloud </w:t>
+      </w:r>
+      <w:proofErr w:type="spellStart"/>
+      <w:r>
+        <w:rPr>
+          <w:b/>
+          <w:bCs/>
+          <w:sz w:val="24"/>
+          <w:szCs w:val="24"/>
+        </w:rPr>
+        <w:t>Infrastructure</w:t>
+      </w:r>
+      <w:proofErr w:type="spellEnd"/>
+      <w:r>
+        <w:rPr>
+          <w:b/>
+          <w:bCs/>
+          <w:sz w:val="24"/>
+          <w:szCs w:val="24"/>
+        </w:rPr>
+        <w:t xml:space="preserve"> (OCI)</w:t>
       </w:r>
       <w:r>
         <w:rPr>
@@ -118,7 +189,27 @@
           <w:sz w:val="24"/>
           <w:szCs w:val="24"/>
         </w:rPr>
-        <w:t>Héctor Rafael Caraucán Dávila (Project Manager):</w:t>
+        <w:t xml:space="preserve">Héctor Rafael </w:t>
+      </w:r>
+      <w:proofErr w:type="spellStart"/>
+      <w:r>
+        <w:rPr>
+          <w:b/>
+          <w:bCs/>
+          <w:sz w:val="24"/>
+          <w:szCs w:val="24"/>
+        </w:rPr>
+        <w:t>Caraucán</w:t>
+      </w:r>
+      <w:proofErr w:type="spellEnd"/>
+      <w:r>
+        <w:rPr>
+          <w:b/>
+          <w:bCs/>
+          <w:sz w:val="24"/>
+          <w:szCs w:val="24"/>
+        </w:rPr>
+        <w:t xml:space="preserve"> Dávila (Project Manager):</w:t>
       </w:r>
     </w:p>
     <w:p>
@@ -147,7 +238,23 @@
           <w:sz w:val="24"/>
           <w:szCs w:val="24"/>
         </w:rPr>
-        <w:t xml:space="preserve"> Creación del compartimento de OCI EnergiAI configuración de políticas de acceso (IAM) para los desarrolladores y aprovisionamiento inicial de los recursos en la nube.</w:t>
+        <w:t xml:space="preserve"> Creación del compartimento de OCI </w:t>
+      </w:r>
+      <w:proofErr w:type="spellStart"/>
+      <w:r>
+        <w:rPr>
+          <w:sz w:val="24"/>
+          <w:szCs w:val="24"/>
+        </w:rPr>
+        <w:t>EnergiAI</w:t>
+      </w:r>
+      <w:proofErr w:type="spellEnd"/>
+      <w:r>
+        <w:rPr>
+          <w:sz w:val="24"/>
+          <w:szCs w:val="24"/>
+        </w:rPr>
+        <w:t xml:space="preserve"> configuración de políticas de acceso (IAM) para los desarrolladores y aprovisionamiento inicial de los recursos en la nube.</w:t>
       </w:r>
     </w:p>
     <w:p>
@@ -185,24 +292,62 @@
           <w:sz w:val="24"/>
           <w:szCs w:val="24"/>
         </w:rPr>
-        <w:t>OCI Budgets</w:t>
-      </w:r>
-      <w:r>
-        <w:rPr>
-          <w:sz w:val="24"/>
-          <w:szCs w:val="24"/>
-        </w:rPr>
-        <w:t xml:space="preserve"> con alertas de correo al 100% de previsión de $0 USD (para blindar la capa Always Free) y activación de </w:t>
-      </w:r>
-      <w:r>
-        <w:rPr>
-          <w:b/>
-          <w:bCs/>
-          <w:sz w:val="24"/>
-          <w:szCs w:val="24"/>
-        </w:rPr>
-        <w:t>Cloud Guard</w:t>
-      </w:r>
+        <w:t xml:space="preserve">OCI </w:t>
+      </w:r>
+      <w:proofErr w:type="spellStart"/>
+      <w:r>
+        <w:rPr>
+          <w:b/>
+          <w:bCs/>
+          <w:sz w:val="24"/>
+          <w:szCs w:val="24"/>
+        </w:rPr>
+        <w:t>Budgets</w:t>
+      </w:r>
+      <w:proofErr w:type="spellEnd"/>
+      <w:r>
+        <w:rPr>
+          <w:sz w:val="24"/>
+          <w:szCs w:val="24"/>
+        </w:rPr>
+        <w:t xml:space="preserve"> con alertas de correo al 100% de previsión de $0 USD (para blindar la capa </w:t>
+      </w:r>
+      <w:proofErr w:type="spellStart"/>
+      <w:r>
+        <w:rPr>
+          <w:sz w:val="24"/>
+          <w:szCs w:val="24"/>
+        </w:rPr>
+        <w:t>Always</w:t>
+      </w:r>
+      <w:proofErr w:type="spellEnd"/>
+      <w:r>
+        <w:rPr>
+          <w:sz w:val="24"/>
+          <w:szCs w:val="24"/>
+        </w:rPr>
+        <w:t xml:space="preserve"> Free) y activación de </w:t>
+      </w:r>
+      <w:r>
+        <w:rPr>
+          <w:b/>
+          <w:bCs/>
+          <w:sz w:val="24"/>
+          <w:szCs w:val="24"/>
+        </w:rPr>
+        <w:t xml:space="preserve">Cloud </w:t>
+      </w:r>
+      <w:proofErr w:type="spellStart"/>
+      <w:r>
+        <w:rPr>
+          <w:b/>
+          <w:bCs/>
+          <w:sz w:val="24"/>
+          <w:szCs w:val="24"/>
+        </w:rPr>
+        <w:t>Guard</w:t>
+      </w:r>
+      <w:proofErr w:type="spellEnd"/>
       <w:r>
         <w:rPr>
           <w:sz w:val="24"/>
@@ -237,7 +382,23 @@
           <w:sz w:val="24"/>
           <w:szCs w:val="24"/>
         </w:rPr>
-        <w:t xml:space="preserve"> Coordinación de las reuniones diarias (standups), control de riesgos, ensamblaje de la presentación (Pitch) y preparación de la demostración técnica del MVP funcional.</w:t>
+        <w:t xml:space="preserve"> Coordinación de las reuniones diarias (</w:t>
+      </w:r>
+      <w:proofErr w:type="spellStart"/>
+      <w:r>
+        <w:rPr>
+          <w:sz w:val="24"/>
+          <w:szCs w:val="24"/>
+        </w:rPr>
+        <w:t>standups</w:t>
+      </w:r>
+      <w:proofErr w:type="spellEnd"/>
+      <w:r>
+        <w:rPr>
+          <w:sz w:val="24"/>
+          <w:szCs w:val="24"/>
+        </w:rPr>
+        <w:t>), control de riesgos, ensamblaje de la presentación (Pitch) y preparación de la demostración técnica del MVP funcional.</w:t>
       </w:r>
     </w:p>
     <w:p>
@@ -261,7 +422,67 @@
           <w:sz w:val="24"/>
           <w:szCs w:val="24"/>
         </w:rPr>
-        <w:t>Jesús Guadalupe Rivera Meza, Zuleyca Guadalupe Balles Soto y Luis Carlos Leguizamon Rojas (Data Scientists):</w:t>
+        <w:t xml:space="preserve">Jesús Guadalupe Rivera Meza, </w:t>
+      </w:r>
+      <w:proofErr w:type="spellStart"/>
+      <w:r>
+        <w:rPr>
+          <w:b/>
+          <w:bCs/>
+          <w:sz w:val="24"/>
+          <w:szCs w:val="24"/>
+        </w:rPr>
+        <w:t>Zuleyca</w:t>
+      </w:r>
+      <w:proofErr w:type="spellEnd"/>
+      <w:r>
+        <w:rPr>
+          <w:b/>
+          <w:bCs/>
+          <w:sz w:val="24"/>
+          <w:szCs w:val="24"/>
+        </w:rPr>
+        <w:t xml:space="preserve"> Guadalupe Balles Soto y Luis Carlos </w:t>
+      </w:r>
+      <w:proofErr w:type="spellStart"/>
+      <w:r>
+        <w:rPr>
+          <w:b/>
+          <w:bCs/>
+          <w:sz w:val="24"/>
+          <w:szCs w:val="24"/>
+        </w:rPr>
+        <w:t>Leguizamon</w:t>
+      </w:r>
+      <w:proofErr w:type="spellEnd"/>
+      <w:r>
+        <w:rPr>
+          <w:b/>
+          <w:bCs/>
+          <w:sz w:val="24"/>
+          <w:szCs w:val="24"/>
+        </w:rPr>
+        <w:t xml:space="preserve"> Rojas (Data </w:t>
+      </w:r>
+      <w:proofErr w:type="spellStart"/>
+      <w:r>
+        <w:rPr>
+          <w:b/>
+          <w:bCs/>
+          <w:sz w:val="24"/>
+          <w:szCs w:val="24"/>
+        </w:rPr>
+        <w:t>Scientists</w:t>
+      </w:r>
+      <w:proofErr w:type="spellEnd"/>
+      <w:r>
+        <w:rPr>
+          <w:b/>
+          <w:bCs/>
+          <w:sz w:val="24"/>
+          <w:szCs w:val="24"/>
+        </w:rPr>
+        <w:t>):</w:t>
       </w:r>
     </w:p>
     <w:p>
@@ -290,7 +511,87 @@
           <w:sz w:val="24"/>
           <w:szCs w:val="24"/>
         </w:rPr>
-        <w:t xml:space="preserve"> Jesús liderará la recopilación o simulación de la base de datos de consumo de energía (al menos 3 escenarios reales o simulados 3) cumpliendo con la estructura de variables requerida (consumo_kwh, uso_horario_pico, cantidad_equipos, tipo_inmueble, horas_alto_consumo).</w:t>
+        <w:t xml:space="preserve"> Jesús liderará la recopilación o simulación de la base de datos de consumo de energía (al menos 3 escenarios reales o simulados 3) cumpliendo con la estructura de variables requerida (</w:t>
+      </w:r>
+      <w:proofErr w:type="spellStart"/>
+      <w:r>
+        <w:rPr>
+          <w:sz w:val="24"/>
+          <w:szCs w:val="24"/>
+        </w:rPr>
+        <w:t>consumo_kwh</w:t>
+      </w:r>
+      <w:proofErr w:type="spellEnd"/>
+      <w:r>
+        <w:rPr>
+          <w:sz w:val="24"/>
+          <w:szCs w:val="24"/>
+        </w:rPr>
+        <w:t xml:space="preserve">, </w:t>
+      </w:r>
+      <w:proofErr w:type="spellStart"/>
+      <w:r>
+        <w:rPr>
+          <w:sz w:val="24"/>
+          <w:szCs w:val="24"/>
+        </w:rPr>
+        <w:t>uso_horario_pico</w:t>
+      </w:r>
+      <w:proofErr w:type="spellEnd"/>
+      <w:r>
+        <w:rPr>
+          <w:sz w:val="24"/>
+          <w:szCs w:val="24"/>
+        </w:rPr>
+        <w:t xml:space="preserve">, </w:t>
+      </w:r>
+      <w:proofErr w:type="spellStart"/>
+      <w:r>
+        <w:rPr>
+          <w:sz w:val="24"/>
+          <w:szCs w:val="24"/>
+        </w:rPr>
+        <w:t>cantidad_equipos</w:t>
+      </w:r>
+      <w:proofErr w:type="spellEnd"/>
+      <w:r>
+        <w:rPr>
+          <w:sz w:val="24"/>
+          <w:szCs w:val="24"/>
+        </w:rPr>
+        <w:t xml:space="preserve">, </w:t>
+      </w:r>
+      <w:proofErr w:type="spellStart"/>
+      <w:r>
+        <w:rPr>
+          <w:sz w:val="24"/>
+          <w:szCs w:val="24"/>
+        </w:rPr>
+        <w:t>tipo_inmueble</w:t>
+      </w:r>
+      <w:proofErr w:type="spellEnd"/>
+      <w:r>
+        <w:rPr>
+          <w:sz w:val="24"/>
+          <w:szCs w:val="24"/>
+        </w:rPr>
+        <w:t xml:space="preserve">, </w:t>
+      </w:r>
+      <w:proofErr w:type="spellStart"/>
+      <w:r>
+        <w:rPr>
+          <w:sz w:val="24"/>
+          <w:szCs w:val="24"/>
+        </w:rPr>
+        <w:t>horas_alto_consumo</w:t>
+      </w:r>
+      <w:proofErr w:type="spellEnd"/>
+      <w:r>
+        <w:rPr>
+          <w:sz w:val="24"/>
+          <w:szCs w:val="24"/>
+        </w:rPr>
+        <w:t>).</w:t>
       </w:r>
     </w:p>
     <w:p>
@@ -319,7 +620,71 @@
           <w:sz w:val="24"/>
           <w:szCs w:val="24"/>
         </w:rPr>
-        <w:t xml:space="preserve"> Zuleyca realizará el Análisis Exploratorio de Datos (EDA) en un Jupyter Notebook y entrenará modelos de clasificación supervisados (Random Forest, Árboles de Decisión o Regresión Logística) utilizando Scikit-Learn.</w:t>
+        <w:t xml:space="preserve"> </w:t>
+      </w:r>
+      <w:proofErr w:type="spellStart"/>
+      <w:r>
+        <w:rPr>
+          <w:sz w:val="24"/>
+          <w:szCs w:val="24"/>
+        </w:rPr>
+        <w:t>Zuleyca</w:t>
+      </w:r>
+      <w:proofErr w:type="spellEnd"/>
+      <w:r>
+        <w:rPr>
+          <w:sz w:val="24"/>
+          <w:szCs w:val="24"/>
+        </w:rPr>
+        <w:t xml:space="preserve"> realizará el Análisis Exploratorio de Datos (EDA) en un </w:t>
+      </w:r>
+      <w:proofErr w:type="spellStart"/>
+      <w:r>
+        <w:rPr>
+          <w:sz w:val="24"/>
+          <w:szCs w:val="24"/>
+        </w:rPr>
+        <w:t>Jupyter</w:t>
+      </w:r>
+      <w:proofErr w:type="spellEnd"/>
+      <w:r>
+        <w:rPr>
+          <w:sz w:val="24"/>
+          <w:szCs w:val="24"/>
+        </w:rPr>
+        <w:t xml:space="preserve"> Notebook y entrenará modelos de clasificación supervisados (</w:t>
+      </w:r>
+      <w:proofErr w:type="spellStart"/>
+      <w:r>
+        <w:rPr>
+          <w:sz w:val="24"/>
+          <w:szCs w:val="24"/>
+        </w:rPr>
+        <w:t>Random</w:t>
+      </w:r>
+      <w:proofErr w:type="spellEnd"/>
+      <w:r>
+        <w:rPr>
+          <w:sz w:val="24"/>
+          <w:szCs w:val="24"/>
+        </w:rPr>
+        <w:t xml:space="preserve"> Forest, Árboles de Decisión o Regresión Logística) utilizando </w:t>
+      </w:r>
+      <w:proofErr w:type="spellStart"/>
+      <w:r>
+        <w:rPr>
+          <w:sz w:val="24"/>
+          <w:szCs w:val="24"/>
+        </w:rPr>
+        <w:t>Scikit-Learn</w:t>
+      </w:r>
+      <w:proofErr w:type="spellEnd"/>
+      <w:r>
+        <w:rPr>
+          <w:sz w:val="24"/>
+          <w:szCs w:val="24"/>
+        </w:rPr>
+        <w:t>.</w:t>
       </w:r>
     </w:p>
     <w:p>
@@ -348,16 +713,68 @@
           <w:sz w:val="24"/>
           <w:szCs w:val="24"/>
         </w:rPr>
-        <w:t xml:space="preserve"> Luis Carlos evaluará las métricas de precisión serializará el modelo final en un archivo (model.joblib o model.pkl) y automatizará su carga en </w:t>
-      </w:r>
-      <w:r>
-        <w:rPr>
-          <w:b/>
-          <w:bCs/>
-          <w:sz w:val="24"/>
-          <w:szCs w:val="24"/>
-        </w:rPr>
-        <w:t>OCI Object Storage</w:t>
+        <w:t xml:space="preserve"> Luis Carlos evaluará las métricas de precisión serializará el modelo final en un archivo (</w:t>
+      </w:r>
+      <w:proofErr w:type="spellStart"/>
+      <w:r>
+        <w:rPr>
+          <w:sz w:val="24"/>
+          <w:szCs w:val="24"/>
+        </w:rPr>
+        <w:t>model.joblib</w:t>
+      </w:r>
+      <w:proofErr w:type="spellEnd"/>
+      <w:r>
+        <w:rPr>
+          <w:sz w:val="24"/>
+          <w:szCs w:val="24"/>
+        </w:rPr>
+        <w:t xml:space="preserve"> o </w:t>
+      </w:r>
+      <w:proofErr w:type="spellStart"/>
+      <w:r>
+        <w:rPr>
+          <w:sz w:val="24"/>
+          <w:szCs w:val="24"/>
+        </w:rPr>
+        <w:t>model.pkl</w:t>
+      </w:r>
+      <w:proofErr w:type="spellEnd"/>
+      <w:r>
+        <w:rPr>
+          <w:sz w:val="24"/>
+          <w:szCs w:val="24"/>
+        </w:rPr>
+        <w:t xml:space="preserve">) y automatizará su carga en </w:t>
+      </w:r>
+      <w:r>
+        <w:rPr>
+          <w:b/>
+          <w:bCs/>
+          <w:sz w:val="24"/>
+          <w:szCs w:val="24"/>
+        </w:rPr>
+        <w:t xml:space="preserve">OCI </w:t>
+      </w:r>
+      <w:proofErr w:type="spellStart"/>
+      <w:r>
+        <w:rPr>
+          <w:b/>
+          <w:bCs/>
+          <w:sz w:val="24"/>
+          <w:szCs w:val="24"/>
+        </w:rPr>
+        <w:t>Object</w:t>
+      </w:r>
+      <w:proofErr w:type="spellEnd"/>
+      <w:r>
+        <w:rPr>
+          <w:b/>
+          <w:bCs/>
+          <w:sz w:val="24"/>
+          <w:szCs w:val="24"/>
+        </w:rPr>
+        <w:t xml:space="preserve"> Storage</w:t>
       </w:r>
       <w:r>
         <w:rPr>
@@ -388,7 +805,47 @@
           <w:sz w:val="24"/>
           <w:szCs w:val="24"/>
         </w:rPr>
-        <w:t>Sandra Milena Arboleda Gomez (Data Analyst):</w:t>
+        <w:t xml:space="preserve">Sandra Milena Arboleda </w:t>
+      </w:r>
+      <w:proofErr w:type="spellStart"/>
+      <w:r>
+        <w:rPr>
+          <w:b/>
+          <w:bCs/>
+          <w:sz w:val="24"/>
+          <w:szCs w:val="24"/>
+        </w:rPr>
+        <w:t>Gomez</w:t>
+      </w:r>
+      <w:proofErr w:type="spellEnd"/>
+      <w:r>
+        <w:rPr>
+          <w:b/>
+          <w:bCs/>
+          <w:sz w:val="24"/>
+          <w:szCs w:val="24"/>
+        </w:rPr>
+        <w:t xml:space="preserve"> (Data </w:t>
+      </w:r>
+      <w:proofErr w:type="spellStart"/>
+      <w:r>
+        <w:rPr>
+          <w:b/>
+          <w:bCs/>
+          <w:sz w:val="24"/>
+          <w:szCs w:val="24"/>
+        </w:rPr>
+        <w:t>Analyst</w:t>
+      </w:r>
+      <w:proofErr w:type="spellEnd"/>
+      <w:r>
+        <w:rPr>
+          <w:b/>
+          <w:bCs/>
+          <w:sz w:val="24"/>
+          <w:szCs w:val="24"/>
+        </w:rPr>
+        <w:t>):</w:t>
       </w:r>
     </w:p>
     <w:p>
@@ -564,7 +1021,87 @@
           <w:sz w:val="24"/>
           <w:szCs w:val="24"/>
         </w:rPr>
-        <w:t>Lorena Bustos Castañeda, Alvaro Holguin Vega y Arturo Morales (Backend Developers):</w:t>
+        <w:t xml:space="preserve">Lorena Bustos Castañeda, </w:t>
+      </w:r>
+      <w:proofErr w:type="spellStart"/>
+      <w:r>
+        <w:rPr>
+          <w:b/>
+          <w:bCs/>
+          <w:sz w:val="24"/>
+          <w:szCs w:val="24"/>
+        </w:rPr>
+        <w:t>Alvaro</w:t>
+      </w:r>
+      <w:proofErr w:type="spellEnd"/>
+      <w:r>
+        <w:rPr>
+          <w:b/>
+          <w:bCs/>
+          <w:sz w:val="24"/>
+          <w:szCs w:val="24"/>
+        </w:rPr>
+        <w:t xml:space="preserve"> </w:t>
+      </w:r>
+      <w:proofErr w:type="spellStart"/>
+      <w:r>
+        <w:rPr>
+          <w:b/>
+          <w:bCs/>
+          <w:sz w:val="24"/>
+          <w:szCs w:val="24"/>
+        </w:rPr>
+        <w:t>Holguin</w:t>
+      </w:r>
+      <w:proofErr w:type="spellEnd"/>
+      <w:r>
+        <w:rPr>
+          <w:b/>
+          <w:bCs/>
+          <w:sz w:val="24"/>
+          <w:szCs w:val="24"/>
+        </w:rPr>
+        <w:t xml:space="preserve"> Vega y Arturo Morales (</w:t>
+      </w:r>
+      <w:proofErr w:type="spellStart"/>
+      <w:r>
+        <w:rPr>
+          <w:b/>
+          <w:bCs/>
+          <w:sz w:val="24"/>
+          <w:szCs w:val="24"/>
+        </w:rPr>
+        <w:t>Backend</w:t>
+      </w:r>
+      <w:proofErr w:type="spellEnd"/>
+      <w:r>
+        <w:rPr>
+          <w:b/>
+          <w:bCs/>
+          <w:sz w:val="24"/>
+          <w:szCs w:val="24"/>
+        </w:rPr>
+        <w:t xml:space="preserve"> </w:t>
+      </w:r>
+      <w:proofErr w:type="spellStart"/>
+      <w:r>
+        <w:rPr>
+          <w:b/>
+          <w:bCs/>
+          <w:sz w:val="24"/>
+          <w:szCs w:val="24"/>
+        </w:rPr>
+        <w:t>Developers</w:t>
+      </w:r>
+      <w:proofErr w:type="spellEnd"/>
+      <w:r>
+        <w:rPr>
+          <w:b/>
+          <w:bCs/>
+          <w:sz w:val="24"/>
+          <w:szCs w:val="24"/>
+        </w:rPr>
+        <w:t>):</w:t>
       </w:r>
     </w:p>
     <w:p>
@@ -593,7 +1130,55 @@
           <w:sz w:val="24"/>
           <w:szCs w:val="24"/>
         </w:rPr>
-        <w:t xml:space="preserve"> Lorena creará la estructura inicial del proyecto en Java con Spring Boot, los DTOs de entrada y salida, e implementará las validaciones estrictas del payload (ej. consumo o equipos mayores a cero) y el manejo de excepciones de la API.</w:t>
+        <w:t xml:space="preserve"> Lorena creará la estructura inicial del proyecto en Java con Spring </w:t>
+      </w:r>
+      <w:proofErr w:type="spellStart"/>
+      <w:r>
+        <w:rPr>
+          <w:sz w:val="24"/>
+          <w:szCs w:val="24"/>
+        </w:rPr>
+        <w:t>Boot</w:t>
+      </w:r>
+      <w:proofErr w:type="spellEnd"/>
+      <w:r>
+        <w:rPr>
+          <w:sz w:val="24"/>
+          <w:szCs w:val="24"/>
+        </w:rPr>
+        <w:t xml:space="preserve">, los </w:t>
+      </w:r>
+      <w:proofErr w:type="spellStart"/>
+      <w:r>
+        <w:rPr>
+          <w:sz w:val="24"/>
+          <w:szCs w:val="24"/>
+        </w:rPr>
+        <w:t>DTOs</w:t>
+      </w:r>
+      <w:proofErr w:type="spellEnd"/>
+      <w:r>
+        <w:rPr>
+          <w:sz w:val="24"/>
+          <w:szCs w:val="24"/>
+        </w:rPr>
+        <w:t xml:space="preserve"> de entrada y salida, e implementará las validaciones estrictas del </w:t>
+      </w:r>
+      <w:proofErr w:type="spellStart"/>
+      <w:r>
+        <w:rPr>
+          <w:sz w:val="24"/>
+          <w:szCs w:val="24"/>
+        </w:rPr>
+        <w:t>payload</w:t>
+      </w:r>
+      <w:proofErr w:type="spellEnd"/>
+      <w:r>
+        <w:rPr>
+          <w:sz w:val="24"/>
+          <w:szCs w:val="24"/>
+        </w:rPr>
+        <w:t xml:space="preserve"> (ej. consumo o equipos mayores a cero) y el manejo de excepciones de la API.</w:t>
       </w:r>
     </w:p>
     <w:p>
@@ -622,23 +1207,123 @@
           <w:sz w:val="24"/>
           <w:szCs w:val="24"/>
         </w:rPr>
-        <w:t xml:space="preserve"> Alvaro conectará el backend de Spring Boot con el modelo de IA serializado (leyendo el archivo del modelo desde </w:t>
-      </w:r>
-      <w:r>
-        <w:rPr>
-          <w:b/>
-          <w:bCs/>
-          <w:sz w:val="24"/>
-          <w:szCs w:val="24"/>
-        </w:rPr>
-        <w:t>OCI Object Storage</w:t>
-      </w:r>
-      <w:r>
-        <w:rPr>
-          <w:sz w:val="24"/>
-          <w:szCs w:val="24"/>
-        </w:rPr>
-        <w:t xml:space="preserve"> mediante el SDK de Oracle o exponiendo una API REST liviana en Python con FastAPI para la inferencia, que luego será consumida por Spring Boot). Integrará además la lógica de costos y las recomendaciones elaboradas por Sandra.</w:t>
+        <w:t xml:space="preserve"> </w:t>
+      </w:r>
+      <w:proofErr w:type="spellStart"/>
+      <w:r>
+        <w:rPr>
+          <w:sz w:val="24"/>
+          <w:szCs w:val="24"/>
+        </w:rPr>
+        <w:t>Alvaro</w:t>
+      </w:r>
+      <w:proofErr w:type="spellEnd"/>
+      <w:r>
+        <w:rPr>
+          <w:sz w:val="24"/>
+          <w:szCs w:val="24"/>
+        </w:rPr>
+        <w:t xml:space="preserve"> conectará el </w:t>
+      </w:r>
+      <w:proofErr w:type="spellStart"/>
+      <w:r>
+        <w:rPr>
+          <w:sz w:val="24"/>
+          <w:szCs w:val="24"/>
+        </w:rPr>
+        <w:t>backend</w:t>
+      </w:r>
+      <w:proofErr w:type="spellEnd"/>
+      <w:r>
+        <w:rPr>
+          <w:sz w:val="24"/>
+          <w:szCs w:val="24"/>
+        </w:rPr>
+        <w:t xml:space="preserve"> de Spring </w:t>
+      </w:r>
+      <w:proofErr w:type="spellStart"/>
+      <w:r>
+        <w:rPr>
+          <w:sz w:val="24"/>
+          <w:szCs w:val="24"/>
+        </w:rPr>
+        <w:t>Boot</w:t>
+      </w:r>
+      <w:proofErr w:type="spellEnd"/>
+      <w:r>
+        <w:rPr>
+          <w:sz w:val="24"/>
+          <w:szCs w:val="24"/>
+        </w:rPr>
+        <w:t xml:space="preserve"> con el modelo de IA serializado (leyendo el archivo del modelo desde </w:t>
+      </w:r>
+      <w:r>
+        <w:rPr>
+          <w:b/>
+          <w:bCs/>
+          <w:sz w:val="24"/>
+          <w:szCs w:val="24"/>
+        </w:rPr>
+        <w:t xml:space="preserve">OCI </w:t>
+      </w:r>
+      <w:proofErr w:type="spellStart"/>
+      <w:r>
+        <w:rPr>
+          <w:b/>
+          <w:bCs/>
+          <w:sz w:val="24"/>
+          <w:szCs w:val="24"/>
+        </w:rPr>
+        <w:t>Object</w:t>
+      </w:r>
+      <w:proofErr w:type="spellEnd"/>
+      <w:r>
+        <w:rPr>
+          <w:b/>
+          <w:bCs/>
+          <w:sz w:val="24"/>
+          <w:szCs w:val="24"/>
+        </w:rPr>
+        <w:t xml:space="preserve"> Storage</w:t>
+      </w:r>
+      <w:r>
+        <w:rPr>
+          <w:sz w:val="24"/>
+          <w:szCs w:val="24"/>
+        </w:rPr>
+        <w:t xml:space="preserve"> mediante el SDK de Oracle o exponiendo una API REST liviana en Python con </w:t>
+      </w:r>
+      <w:proofErr w:type="spellStart"/>
+      <w:r>
+        <w:rPr>
+          <w:sz w:val="24"/>
+          <w:szCs w:val="24"/>
+        </w:rPr>
+        <w:t>FastAPI</w:t>
+      </w:r>
+      <w:proofErr w:type="spellEnd"/>
+      <w:r>
+        <w:rPr>
+          <w:sz w:val="24"/>
+          <w:szCs w:val="24"/>
+        </w:rPr>
+        <w:t xml:space="preserve"> para la inferencia, que luego será consumida por Spring </w:t>
+      </w:r>
+      <w:proofErr w:type="spellStart"/>
+      <w:r>
+        <w:rPr>
+          <w:sz w:val="24"/>
+          <w:szCs w:val="24"/>
+        </w:rPr>
+        <w:t>Boot</w:t>
+      </w:r>
+      <w:proofErr w:type="spellEnd"/>
+      <w:r>
+        <w:rPr>
+          <w:sz w:val="24"/>
+          <w:szCs w:val="24"/>
+        </w:rPr>
+        <w:t>). Integrará además la lógica de costos y las recomendaciones elaboradas por Sandra.</w:t>
       </w:r>
     </w:p>
     <w:p>
@@ -660,14 +1345,50 @@
           <w:sz w:val="24"/>
           <w:szCs w:val="24"/>
         </w:rPr>
-        <w:t>Despliegue y Docs:</w:t>
-      </w:r>
-      <w:r>
-        <w:rPr>
-          <w:sz w:val="24"/>
-          <w:szCs w:val="24"/>
-        </w:rPr>
-        <w:t xml:space="preserve"> Arturo containerizará la aplicación con Docker, configurará la infraestructura de red en OCI (VCN, subredes, tablas de rutas e Internet Gateway para abrir el puerto de la aplicación), desplegará el sistema en la máquina virtual de </w:t>
+        <w:t xml:space="preserve">Despliegue y </w:t>
+      </w:r>
+      <w:proofErr w:type="spellStart"/>
+      <w:r>
+        <w:rPr>
+          <w:b/>
+          <w:bCs/>
+          <w:sz w:val="24"/>
+          <w:szCs w:val="24"/>
+        </w:rPr>
+        <w:t>Docs</w:t>
+      </w:r>
+      <w:proofErr w:type="spellEnd"/>
+      <w:r>
+        <w:rPr>
+          <w:b/>
+          <w:bCs/>
+          <w:sz w:val="24"/>
+          <w:szCs w:val="24"/>
+        </w:rPr>
+        <w:t>:</w:t>
+      </w:r>
+      <w:r>
+        <w:rPr>
+          <w:sz w:val="24"/>
+          <w:szCs w:val="24"/>
+        </w:rPr>
+        <w:t xml:space="preserve"> Arturo </w:t>
+      </w:r>
+      <w:proofErr w:type="spellStart"/>
+      <w:r>
+        <w:rPr>
+          <w:sz w:val="24"/>
+          <w:szCs w:val="24"/>
+        </w:rPr>
+        <w:t>containerizará</w:t>
+      </w:r>
+      <w:proofErr w:type="spellEnd"/>
+      <w:r>
+        <w:rPr>
+          <w:sz w:val="24"/>
+          <w:szCs w:val="24"/>
+        </w:rPr>
+        <w:t xml:space="preserve"> la aplicación con Docker, configurará la infraestructura de red en OCI (VCN, subredes, tablas de rutas e Internet Gateway para abrir el puerto de la aplicación), desplegará el sistema en la máquina virtual de </w:t>
       </w:r>
       <w:r>
         <w:rPr>
@@ -683,7 +1404,55 @@
           <w:sz w:val="24"/>
           <w:szCs w:val="24"/>
         </w:rPr>
-        <w:t xml:space="preserve"> y documentará los endpoints usando Swagger/OpenAPI.</w:t>
+        <w:t xml:space="preserve"> y documentará los </w:t>
+      </w:r>
+      <w:proofErr w:type="spellStart"/>
+      <w:r>
+        <w:rPr>
+          <w:sz w:val="24"/>
+          <w:szCs w:val="24"/>
+        </w:rPr>
+        <w:t>endpoints</w:t>
+      </w:r>
+      <w:proofErr w:type="spellEnd"/>
+      <w:r>
+        <w:rPr>
+          <w:sz w:val="24"/>
+          <w:szCs w:val="24"/>
+        </w:rPr>
+        <w:t xml:space="preserve"> usando </w:t>
+      </w:r>
+      <w:proofErr w:type="spellStart"/>
+      <w:r>
+        <w:rPr>
+          <w:sz w:val="24"/>
+          <w:szCs w:val="24"/>
+        </w:rPr>
+        <w:t>Swagger</w:t>
+      </w:r>
+      <w:proofErr w:type="spellEnd"/>
+      <w:r>
+        <w:rPr>
+          <w:sz w:val="24"/>
+          <w:szCs w:val="24"/>
+        </w:rPr>
+        <w:t>/</w:t>
+      </w:r>
+      <w:proofErr w:type="spellStart"/>
+      <w:r>
+        <w:rPr>
+          <w:sz w:val="24"/>
+          <w:szCs w:val="24"/>
+        </w:rPr>
+        <w:t>OpenAPI</w:t>
+      </w:r>
+      <w:proofErr w:type="spellEnd"/>
+      <w:r>
+        <w:rPr>
+          <w:sz w:val="24"/>
+          <w:szCs w:val="24"/>
+        </w:rPr>
+        <w:t>.</w:t>
       </w:r>
     </w:p>
     <w:p>
@@ -702,7 +1471,23 @@
           <w:sz w:val="24"/>
           <w:szCs w:val="24"/>
         </w:rPr>
-        <w:t>2. Cronograma de Sprints (3 Semanas)</w:t>
+        <w:t xml:space="preserve">2. Cronograma de </w:t>
+      </w:r>
+      <w:proofErr w:type="spellStart"/>
+      <w:r>
+        <w:rPr>
+          <w:sz w:val="24"/>
+          <w:szCs w:val="24"/>
+        </w:rPr>
+        <w:t>Sprints</w:t>
+      </w:r>
+      <w:proofErr w:type="spellEnd"/>
+      <w:r>
+        <w:rPr>
+          <w:sz w:val="24"/>
+          <w:szCs w:val="24"/>
+        </w:rPr>
+        <w:t xml:space="preserve"> (3 Semanas)</w:t>
       </w:r>
     </w:p>
     <w:p>
@@ -727,7 +1512,27 @@
           <w:sz w:val="24"/>
           <w:szCs w:val="24"/>
         </w:rPr>
-        <w:t>3 Sprints de 1 semana cada uno</w:t>
+        <w:t xml:space="preserve">3 </w:t>
+      </w:r>
+      <w:proofErr w:type="spellStart"/>
+      <w:r>
+        <w:rPr>
+          <w:b/>
+          <w:bCs/>
+          <w:sz w:val="24"/>
+          <w:szCs w:val="24"/>
+        </w:rPr>
+        <w:t>Sprints</w:t>
+      </w:r>
+      <w:proofErr w:type="spellEnd"/>
+      <w:r>
+        <w:rPr>
+          <w:b/>
+          <w:bCs/>
+          <w:sz w:val="24"/>
+          <w:szCs w:val="24"/>
+        </w:rPr>
+        <w:t xml:space="preserve"> de 1 semana cada uno</w:t>
       </w:r>
       <w:r>
         <w:rPr>
@@ -885,7 +1690,23 @@
           <w:sz w:val="24"/>
           <w:szCs w:val="24"/>
         </w:rPr>
-        <w:t xml:space="preserve"> Jesús simula el dataset de consumo en formato CSV 13.</w:t>
+        <w:t xml:space="preserve"> Jesús simula el </w:t>
+      </w:r>
+      <w:proofErr w:type="spellStart"/>
+      <w:r>
+        <w:rPr>
+          <w:sz w:val="24"/>
+          <w:szCs w:val="24"/>
+        </w:rPr>
+        <w:t>dataset</w:t>
+      </w:r>
+      <w:proofErr w:type="spellEnd"/>
+      <w:r>
+        <w:rPr>
+          <w:sz w:val="24"/>
+          <w:szCs w:val="24"/>
+        </w:rPr>
+        <w:t xml:space="preserve"> de consumo en formato CSV.</w:t>
       </w:r>
     </w:p>
     <w:p>
@@ -943,7 +1764,23 @@
           <w:sz w:val="24"/>
           <w:szCs w:val="24"/>
         </w:rPr>
-        <w:t xml:space="preserve"> Lorena monta el repositorio y el esqueleto base en Spring Boot.</w:t>
+        <w:t xml:space="preserve"> Lorena monta el repositorio y el esqueleto base en Spring </w:t>
+      </w:r>
+      <w:proofErr w:type="spellStart"/>
+      <w:r>
+        <w:rPr>
+          <w:sz w:val="24"/>
+          <w:szCs w:val="24"/>
+        </w:rPr>
+        <w:t>Boot</w:t>
+      </w:r>
+      <w:proofErr w:type="spellEnd"/>
+      <w:r>
+        <w:rPr>
+          <w:sz w:val="24"/>
+          <w:szCs w:val="24"/>
+        </w:rPr>
+        <w:t>.</w:t>
       </w:r>
     </w:p>
     <w:p>
@@ -996,7 +1833,39 @@
           <w:sz w:val="24"/>
           <w:szCs w:val="24"/>
         </w:rPr>
-        <w:t xml:space="preserve"> Zuleyca realiza el EDA del dataset y prepara las variables.</w:t>
+        <w:t xml:space="preserve"> </w:t>
+      </w:r>
+      <w:proofErr w:type="spellStart"/>
+      <w:r>
+        <w:rPr>
+          <w:sz w:val="24"/>
+          <w:szCs w:val="24"/>
+        </w:rPr>
+        <w:t>Zuleyca</w:t>
+      </w:r>
+      <w:proofErr w:type="spellEnd"/>
+      <w:r>
+        <w:rPr>
+          <w:sz w:val="24"/>
+          <w:szCs w:val="24"/>
+        </w:rPr>
+        <w:t xml:space="preserve"> realiza el EDA del </w:t>
+      </w:r>
+      <w:proofErr w:type="spellStart"/>
+      <w:r>
+        <w:rPr>
+          <w:sz w:val="24"/>
+          <w:szCs w:val="24"/>
+        </w:rPr>
+        <w:t>dataset</w:t>
+      </w:r>
+      <w:proofErr w:type="spellEnd"/>
+      <w:r>
+        <w:rPr>
+          <w:sz w:val="24"/>
+          <w:szCs w:val="24"/>
+        </w:rPr>
+        <w:t xml:space="preserve"> y prepara las variables.</w:t>
       </w:r>
     </w:p>
     <w:p>
@@ -1025,7 +1894,87 @@
           <w:sz w:val="24"/>
           <w:szCs w:val="24"/>
         </w:rPr>
-        <w:t xml:space="preserve"> Alvaro implementa los DTOs y el endpoint estático temporal POST /analisis-energetico para que el equipo de frontend (u otros sistemas) conozcan la estructura de respuesta.</w:t>
+        <w:t xml:space="preserve"> </w:t>
+      </w:r>
+      <w:proofErr w:type="spellStart"/>
+      <w:r>
+        <w:rPr>
+          <w:sz w:val="24"/>
+          <w:szCs w:val="24"/>
+        </w:rPr>
+        <w:t>Alvaro</w:t>
+      </w:r>
+      <w:proofErr w:type="spellEnd"/>
+      <w:r>
+        <w:rPr>
+          <w:sz w:val="24"/>
+          <w:szCs w:val="24"/>
+        </w:rPr>
+        <w:t xml:space="preserve"> implementa los </w:t>
+      </w:r>
+      <w:proofErr w:type="spellStart"/>
+      <w:r>
+        <w:rPr>
+          <w:sz w:val="24"/>
+          <w:szCs w:val="24"/>
+        </w:rPr>
+        <w:t>DTOs</w:t>
+      </w:r>
+      <w:proofErr w:type="spellEnd"/>
+      <w:r>
+        <w:rPr>
+          <w:sz w:val="24"/>
+          <w:szCs w:val="24"/>
+        </w:rPr>
+        <w:t xml:space="preserve"> y el </w:t>
+      </w:r>
+      <w:proofErr w:type="spellStart"/>
+      <w:r>
+        <w:rPr>
+          <w:sz w:val="24"/>
+          <w:szCs w:val="24"/>
+        </w:rPr>
+        <w:t>endpoint</w:t>
+      </w:r>
+      <w:proofErr w:type="spellEnd"/>
+      <w:r>
+        <w:rPr>
+          <w:sz w:val="24"/>
+          <w:szCs w:val="24"/>
+        </w:rPr>
+        <w:t xml:space="preserve"> estático temporal POST /</w:t>
+      </w:r>
+      <w:proofErr w:type="spellStart"/>
+      <w:r>
+        <w:rPr>
+          <w:sz w:val="24"/>
+          <w:szCs w:val="24"/>
+        </w:rPr>
+        <w:t>analisis-energetico</w:t>
+      </w:r>
+      <w:proofErr w:type="spellEnd"/>
+      <w:r>
+        <w:rPr>
+          <w:sz w:val="24"/>
+          <w:szCs w:val="24"/>
+        </w:rPr>
+        <w:t xml:space="preserve"> para que el equipo de </w:t>
+      </w:r>
+      <w:proofErr w:type="spellStart"/>
+      <w:r>
+        <w:rPr>
+          <w:sz w:val="24"/>
+          <w:szCs w:val="24"/>
+        </w:rPr>
+        <w:t>frontend</w:t>
+      </w:r>
+      <w:proofErr w:type="spellEnd"/>
+      <w:r>
+        <w:rPr>
+          <w:sz w:val="24"/>
+          <w:szCs w:val="24"/>
+        </w:rPr>
+        <w:t xml:space="preserve"> (u otros sistemas) conozcan la estructura de respuesta.</w:t>
       </w:r>
     </w:p>
     <w:p>
@@ -1094,7 +2043,39 @@
           <w:sz w:val="24"/>
           <w:szCs w:val="24"/>
         </w:rPr>
-        <w:t xml:space="preserve"> Validación del dataset, estructura del payload JSON y aprobación de las reglas de clasificación de eficiencia energética.</w:t>
+        <w:t xml:space="preserve"> Validación del </w:t>
+      </w:r>
+      <w:proofErr w:type="spellStart"/>
+      <w:r>
+        <w:rPr>
+          <w:sz w:val="24"/>
+          <w:szCs w:val="24"/>
+        </w:rPr>
+        <w:t>dataset</w:t>
+      </w:r>
+      <w:proofErr w:type="spellEnd"/>
+      <w:r>
+        <w:rPr>
+          <w:sz w:val="24"/>
+          <w:szCs w:val="24"/>
+        </w:rPr>
+        <w:t xml:space="preserve">, estructura del </w:t>
+      </w:r>
+      <w:proofErr w:type="spellStart"/>
+      <w:r>
+        <w:rPr>
+          <w:sz w:val="24"/>
+          <w:szCs w:val="24"/>
+        </w:rPr>
+        <w:t>payload</w:t>
+      </w:r>
+      <w:proofErr w:type="spellEnd"/>
+      <w:r>
+        <w:rPr>
+          <w:sz w:val="24"/>
+          <w:szCs w:val="24"/>
+        </w:rPr>
+        <w:t xml:space="preserve"> JSON y aprobación de las reglas de clasificación de eficiencia energética.</w:t>
       </w:r>
     </w:p>
     <w:p>
@@ -1158,7 +2139,39 @@
           <w:sz w:val="24"/>
           <w:szCs w:val="24"/>
         </w:rPr>
-        <w:t xml:space="preserve"> Zuleyca entrena y optimiza los modelos de clasificación de Scikit-Learn.</w:t>
+        <w:t xml:space="preserve"> </w:t>
+      </w:r>
+      <w:proofErr w:type="spellStart"/>
+      <w:r>
+        <w:rPr>
+          <w:sz w:val="24"/>
+          <w:szCs w:val="24"/>
+        </w:rPr>
+        <w:t>Zuleyca</w:t>
+      </w:r>
+      <w:proofErr w:type="spellEnd"/>
+      <w:r>
+        <w:rPr>
+          <w:sz w:val="24"/>
+          <w:szCs w:val="24"/>
+        </w:rPr>
+        <w:t xml:space="preserve"> entrena y optimiza los modelos de clasificación de </w:t>
+      </w:r>
+      <w:proofErr w:type="spellStart"/>
+      <w:r>
+        <w:rPr>
+          <w:sz w:val="24"/>
+          <w:szCs w:val="24"/>
+        </w:rPr>
+        <w:t>Scikit-Learn</w:t>
+      </w:r>
+      <w:proofErr w:type="spellEnd"/>
+      <w:r>
+        <w:rPr>
+          <w:sz w:val="24"/>
+          <w:szCs w:val="24"/>
+        </w:rPr>
+        <w:t>.</w:t>
       </w:r>
     </w:p>
     <w:p>
@@ -1269,16 +2282,52 @@
           <w:sz w:val="24"/>
           <w:szCs w:val="24"/>
         </w:rPr>
-        <w:t xml:space="preserve"> Luis Carlos evalúa y serializa el modelo entrenado y lo sube al bucket de </w:t>
-      </w:r>
-      <w:r>
-        <w:rPr>
-          <w:b/>
-          <w:bCs/>
-          <w:sz w:val="24"/>
-          <w:szCs w:val="24"/>
-        </w:rPr>
-        <w:t>OCI Object Storage</w:t>
+        <w:t xml:space="preserve"> Luis Carlos evalúa y serializa el modelo entrenado y lo sube al </w:t>
+      </w:r>
+      <w:proofErr w:type="spellStart"/>
+      <w:r>
+        <w:rPr>
+          <w:sz w:val="24"/>
+          <w:szCs w:val="24"/>
+        </w:rPr>
+        <w:t>bucket</w:t>
+      </w:r>
+      <w:proofErr w:type="spellEnd"/>
+      <w:r>
+        <w:rPr>
+          <w:sz w:val="24"/>
+          <w:szCs w:val="24"/>
+        </w:rPr>
+        <w:t xml:space="preserve"> de </w:t>
+      </w:r>
+      <w:r>
+        <w:rPr>
+          <w:b/>
+          <w:bCs/>
+          <w:sz w:val="24"/>
+          <w:szCs w:val="24"/>
+        </w:rPr>
+        <w:t xml:space="preserve">OCI </w:t>
+      </w:r>
+      <w:proofErr w:type="spellStart"/>
+      <w:r>
+        <w:rPr>
+          <w:b/>
+          <w:bCs/>
+          <w:sz w:val="24"/>
+          <w:szCs w:val="24"/>
+        </w:rPr>
+        <w:t>Object</w:t>
+      </w:r>
+      <w:proofErr w:type="spellEnd"/>
+      <w:r>
+        <w:rPr>
+          <w:b/>
+          <w:bCs/>
+          <w:sz w:val="24"/>
+          <w:szCs w:val="24"/>
+        </w:rPr>
+        <w:t xml:space="preserve"> Storage</w:t>
       </w:r>
       <w:r>
         <w:rPr>
@@ -1330,7 +2379,39 @@
           <w:sz w:val="24"/>
           <w:szCs w:val="24"/>
         </w:rPr>
-        <w:t xml:space="preserve"> (Always Free AMD/ARM) y configura las Security Lists para permitir tráfico HTTP.</w:t>
+        <w:t xml:space="preserve"> (</w:t>
+      </w:r>
+      <w:proofErr w:type="spellStart"/>
+      <w:r>
+        <w:rPr>
+          <w:sz w:val="24"/>
+          <w:szCs w:val="24"/>
+        </w:rPr>
+        <w:t>Always</w:t>
+      </w:r>
+      <w:proofErr w:type="spellEnd"/>
+      <w:r>
+        <w:rPr>
+          <w:sz w:val="24"/>
+          <w:szCs w:val="24"/>
+        </w:rPr>
+        <w:t xml:space="preserve"> Free AMD/ARM) y configura las Security </w:t>
+      </w:r>
+      <w:proofErr w:type="spellStart"/>
+      <w:r>
+        <w:rPr>
+          <w:sz w:val="24"/>
+          <w:szCs w:val="24"/>
+        </w:rPr>
+        <w:t>Lists</w:t>
+      </w:r>
+      <w:proofErr w:type="spellEnd"/>
+      <w:r>
+        <w:rPr>
+          <w:sz w:val="24"/>
+          <w:szCs w:val="24"/>
+        </w:rPr>
+        <w:t xml:space="preserve"> para permitir tráfico HTTP.</w:t>
       </w:r>
     </w:p>
     <w:p>
@@ -1383,7 +2464,39 @@
           <w:sz w:val="24"/>
           <w:szCs w:val="24"/>
         </w:rPr>
-        <w:t xml:space="preserve"> Alvaro integra el modelo de clasificación serializado con la lógica de Spring Boot.</w:t>
+        <w:t xml:space="preserve"> </w:t>
+      </w:r>
+      <w:proofErr w:type="spellStart"/>
+      <w:r>
+        <w:rPr>
+          <w:sz w:val="24"/>
+          <w:szCs w:val="24"/>
+        </w:rPr>
+        <w:t>Alvaro</w:t>
+      </w:r>
+      <w:proofErr w:type="spellEnd"/>
+      <w:r>
+        <w:rPr>
+          <w:sz w:val="24"/>
+          <w:szCs w:val="24"/>
+        </w:rPr>
+        <w:t xml:space="preserve"> integra el modelo de clasificación serializado con la lógica de Spring </w:t>
+      </w:r>
+      <w:proofErr w:type="spellStart"/>
+      <w:r>
+        <w:rPr>
+          <w:sz w:val="24"/>
+          <w:szCs w:val="24"/>
+        </w:rPr>
+        <w:t>Boot</w:t>
+      </w:r>
+      <w:proofErr w:type="spellEnd"/>
+      <w:r>
+        <w:rPr>
+          <w:sz w:val="24"/>
+          <w:szCs w:val="24"/>
+        </w:rPr>
+        <w:t>.</w:t>
       </w:r>
     </w:p>
     <w:p>
@@ -1428,7 +2541,39 @@
           <w:sz w:val="24"/>
           <w:szCs w:val="24"/>
         </w:rPr>
-        <w:t xml:space="preserve"> Backend predictivo funcional a nivel local. El modelo responde de forma dinámica según los datos enviados en Postman.</w:t>
+        <w:t xml:space="preserve"> </w:t>
+      </w:r>
+      <w:proofErr w:type="spellStart"/>
+      <w:r>
+        <w:rPr>
+          <w:sz w:val="24"/>
+          <w:szCs w:val="24"/>
+        </w:rPr>
+        <w:t>Backend</w:t>
+      </w:r>
+      <w:proofErr w:type="spellEnd"/>
+      <w:r>
+        <w:rPr>
+          <w:sz w:val="24"/>
+          <w:szCs w:val="24"/>
+        </w:rPr>
+        <w:t xml:space="preserve"> predictivo funcional a nivel local. El modelo responde de forma dinámica según los datos enviados en </w:t>
+      </w:r>
+      <w:proofErr w:type="spellStart"/>
+      <w:r>
+        <w:rPr>
+          <w:sz w:val="24"/>
+          <w:szCs w:val="24"/>
+        </w:rPr>
+        <w:t>Postman</w:t>
+      </w:r>
+      <w:proofErr w:type="spellEnd"/>
+      <w:r>
+        <w:rPr>
+          <w:sz w:val="24"/>
+          <w:szCs w:val="24"/>
+        </w:rPr>
+        <w:t>.</w:t>
       </w:r>
     </w:p>
     <w:p>
@@ -1493,7 +2638,23 @@
           <w:sz w:val="24"/>
           <w:szCs w:val="24"/>
         </w:rPr>
-        <w:t xml:space="preserve"> Arturo containeriza el API con Docker y prepara el despliegue en OCI.</w:t>
+        <w:t xml:space="preserve"> Arturo </w:t>
+      </w:r>
+      <w:proofErr w:type="spellStart"/>
+      <w:r>
+        <w:rPr>
+          <w:sz w:val="24"/>
+          <w:szCs w:val="24"/>
+        </w:rPr>
+        <w:t>containeriza</w:t>
+      </w:r>
+      <w:proofErr w:type="spellEnd"/>
+      <w:r>
+        <w:rPr>
+          <w:sz w:val="24"/>
+          <w:szCs w:val="24"/>
+        </w:rPr>
+        <w:t xml:space="preserve"> el API con Docker y prepara el despliegue en OCI.</w:t>
       </w:r>
     </w:p>
     <w:p>
@@ -1522,7 +2683,39 @@
           <w:sz w:val="24"/>
           <w:szCs w:val="24"/>
         </w:rPr>
-        <w:t xml:space="preserve"> Héctor configura los presupuestos de seguridad, alarmas de costo y activa Cloud Guard en la Tenancy.</w:t>
+        <w:t xml:space="preserve"> Héctor configura los presupuestos de seguridad, alarmas de costo y activa Cloud </w:t>
+      </w:r>
+      <w:proofErr w:type="spellStart"/>
+      <w:r>
+        <w:rPr>
+          <w:sz w:val="24"/>
+          <w:szCs w:val="24"/>
+        </w:rPr>
+        <w:t>Guard</w:t>
+      </w:r>
+      <w:proofErr w:type="spellEnd"/>
+      <w:r>
+        <w:rPr>
+          <w:sz w:val="24"/>
+          <w:szCs w:val="24"/>
+        </w:rPr>
+        <w:t xml:space="preserve"> en la </w:t>
+      </w:r>
+      <w:proofErr w:type="spellStart"/>
+      <w:r>
+        <w:rPr>
+          <w:sz w:val="24"/>
+          <w:szCs w:val="24"/>
+        </w:rPr>
+        <w:t>Tenancy</w:t>
+      </w:r>
+      <w:proofErr w:type="spellEnd"/>
+      <w:r>
+        <w:rPr>
+          <w:sz w:val="24"/>
+          <w:szCs w:val="24"/>
+        </w:rPr>
+        <w:t>.</w:t>
       </w:r>
     </w:p>
     <w:p>
@@ -1591,7 +2784,23 @@
           <w:sz w:val="24"/>
           <w:szCs w:val="24"/>
         </w:rPr>
-        <w:t xml:space="preserve"> e inicia la API. Lorena genera la documentación interactiva con Swagger UI.</w:t>
+        <w:t xml:space="preserve"> e inicia la API. Lorena genera la documentación interactiva con </w:t>
+      </w:r>
+      <w:proofErr w:type="spellStart"/>
+      <w:r>
+        <w:rPr>
+          <w:sz w:val="24"/>
+          <w:szCs w:val="24"/>
+        </w:rPr>
+        <w:t>Swagger</w:t>
+      </w:r>
+      <w:proofErr w:type="spellEnd"/>
+      <w:r>
+        <w:rPr>
+          <w:sz w:val="24"/>
+          <w:szCs w:val="24"/>
+        </w:rPr>
+        <w:t xml:space="preserve"> UI.</w:t>
       </w:r>
     </w:p>
     <w:p>
@@ -1644,7 +2853,23 @@
           <w:sz w:val="24"/>
           <w:szCs w:val="24"/>
         </w:rPr>
-        <w:t xml:space="preserve"> Sandra realiza pruebas de Postman en la IP pública de OCI validando los </w:t>
+        <w:t xml:space="preserve"> Sandra realiza pruebas de </w:t>
+      </w:r>
+      <w:proofErr w:type="spellStart"/>
+      <w:r>
+        <w:rPr>
+          <w:sz w:val="24"/>
+          <w:szCs w:val="24"/>
+        </w:rPr>
+        <w:t>Postman</w:t>
+      </w:r>
+      <w:proofErr w:type="spellEnd"/>
+      <w:r>
+        <w:rPr>
+          <w:sz w:val="24"/>
+          <w:szCs w:val="24"/>
+        </w:rPr>
+        <w:t xml:space="preserve"> en la IP pública de OCI validando los </w:t>
       </w:r>
       <w:r>
         <w:rPr>
@@ -1758,7 +2983,23 @@
           <w:sz w:val="24"/>
           <w:szCs w:val="24"/>
         </w:rPr>
-        <w:t xml:space="preserve"> Cierre, despliegue completo en producción en la nube de Oracle y entrega oficial del MVP de EnergiAI.</w:t>
+        <w:t xml:space="preserve"> Cierre, despliegue completo en producción en la nube de Oracle y entrega oficial del MVP de </w:t>
+      </w:r>
+      <w:proofErr w:type="spellStart"/>
+      <w:r>
+        <w:rPr>
+          <w:sz w:val="24"/>
+          <w:szCs w:val="24"/>
+        </w:rPr>
+        <w:t>EnergiAI</w:t>
+      </w:r>
+      <w:proofErr w:type="spellEnd"/>
+      <w:r>
+        <w:rPr>
+          <w:sz w:val="24"/>
+          <w:szCs w:val="24"/>
+        </w:rPr>
+        <w:t>.</w:t>
       </w:r>
     </w:p>
     <w:p>
@@ -1853,8 +3094,25 @@
           <w:sz w:val="24"/>
           <w:szCs w:val="24"/>
         </w:rPr>
-        <w:t xml:space="preserve"> simula y limpia el dataset, el equipo de </w:t>
-      </w:r>
+        <w:t xml:space="preserve"> simula y limpia el </w:t>
+      </w:r>
+      <w:proofErr w:type="spellStart"/>
+      <w:r>
+        <w:rPr>
+          <w:sz w:val="24"/>
+          <w:szCs w:val="24"/>
+        </w:rPr>
+        <w:t>dataset</w:t>
+      </w:r>
+      <w:proofErr w:type="spellEnd"/>
+      <w:r>
+        <w:rPr>
+          <w:sz w:val="24"/>
+          <w:szCs w:val="24"/>
+        </w:rPr>
+        <w:t xml:space="preserve">, el equipo de </w:t>
+      </w:r>
+      <w:proofErr w:type="spellStart"/>
       <w:r>
         <w:rPr>
           <w:b/>
@@ -1864,12 +3122,29 @@
         </w:rPr>
         <w:t>Backend</w:t>
       </w:r>
-      <w:r>
-        <w:rPr>
-          <w:sz w:val="24"/>
-          <w:szCs w:val="24"/>
-        </w:rPr>
-        <w:t xml:space="preserve"> puede estructurar el proyecto Spring Boot en paralelo.</w:t>
+      <w:proofErr w:type="spellEnd"/>
+      <w:r>
+        <w:rPr>
+          <w:sz w:val="24"/>
+          <w:szCs w:val="24"/>
+        </w:rPr>
+        <w:t xml:space="preserve"> puede estructurar el proyecto Spring </w:t>
+      </w:r>
+      <w:proofErr w:type="spellStart"/>
+      <w:r>
+        <w:rPr>
+          <w:sz w:val="24"/>
+          <w:szCs w:val="24"/>
+        </w:rPr>
+        <w:t>Boot</w:t>
+      </w:r>
+      <w:proofErr w:type="spellEnd"/>
+      <w:r>
+        <w:rPr>
+          <w:sz w:val="24"/>
+          <w:szCs w:val="24"/>
+        </w:rPr>
+        <w:t xml:space="preserve"> en paralelo.</w:t>
       </w:r>
     </w:p>
     <w:p>
@@ -1889,7 +3164,23 @@
           <w:sz w:val="24"/>
           <w:szCs w:val="24"/>
         </w:rPr>
-        <w:t>La definición de las reglas financieras y de recomendación por Sandra (DA) se realiza simultáneamente con el entrenamiento del modelo predictivo por Zuleyca (DS).</w:t>
+        <w:t xml:space="preserve">La definición de las reglas financieras y de recomendación por Sandra (DA) se realiza simultáneamente con el entrenamiento del modelo predictivo por </w:t>
+      </w:r>
+      <w:proofErr w:type="spellStart"/>
+      <w:r>
+        <w:rPr>
+          <w:sz w:val="24"/>
+          <w:szCs w:val="24"/>
+        </w:rPr>
+        <w:t>Zuleyca</w:t>
+      </w:r>
+      <w:proofErr w:type="spellEnd"/>
+      <w:r>
+        <w:rPr>
+          <w:sz w:val="24"/>
+          <w:szCs w:val="24"/>
+        </w:rPr>
+        <w:t xml:space="preserve"> (DS).</w:t>
       </w:r>
     </w:p>
     <w:p>
@@ -1909,7 +3200,7 @@
           <w:sz w:val="24"/>
           <w:szCs w:val="24"/>
         </w:rPr>
-        <w:t>Héctor (PM) puede configurar la infraestructura de red, la VM en OCI Compute y las políticas IAM en paralelo 7 mientras los desarrolladores unifican el código localmente.</w:t>
+        <w:t>Héctor (PM) puede configurar la infraestructura de red, la VM en OCI Compute y las políticas IAM en paralelo  mientras los desarrolladores unifican el código localmente.</w:t>
       </w:r>
     </w:p>
     <w:p>
@@ -1971,7 +3262,27 @@
           <w:sz w:val="24"/>
           <w:szCs w:val="24"/>
         </w:rPr>
-        <w:t>T3 (Simulación de Dataset)</w:t>
+        <w:t xml:space="preserve">T3 (Simulación de </w:t>
+      </w:r>
+      <w:proofErr w:type="spellStart"/>
+      <w:r>
+        <w:rPr>
+          <w:b/>
+          <w:bCs/>
+          <w:sz w:val="24"/>
+          <w:szCs w:val="24"/>
+        </w:rPr>
+        <w:t>Dataset</w:t>
+      </w:r>
+      <w:proofErr w:type="spellEnd"/>
+      <w:r>
+        <w:rPr>
+          <w:b/>
+          <w:bCs/>
+          <w:sz w:val="24"/>
+          <w:szCs w:val="24"/>
+        </w:rPr>
+        <w:t>)</w:t>
       </w:r>
       <w:r>
         <w:rPr>
@@ -2001,7 +3312,27 @@
           <w:szCs w:val="24"/>
         </w:rPr>
         <w:lastRenderedPageBreak/>
-        <w:t>T12 (Integración del modelo con el Backend)</w:t>
+        <w:t xml:space="preserve">T12 (Integración del modelo con el </w:t>
+      </w:r>
+      <w:proofErr w:type="spellStart"/>
+      <w:r>
+        <w:rPr>
+          <w:b/>
+          <w:bCs/>
+          <w:sz w:val="24"/>
+          <w:szCs w:val="24"/>
+        </w:rPr>
+        <w:t>Backend</w:t>
+      </w:r>
+      <w:proofErr w:type="spellEnd"/>
+      <w:r>
+        <w:rPr>
+          <w:b/>
+          <w:bCs/>
+          <w:sz w:val="24"/>
+          <w:szCs w:val="24"/>
+        </w:rPr>
+        <w:t>)</w:t>
       </w:r>
       <w:r>
         <w:rPr>
@@ -2024,7 +3355,23 @@
           <w:sz w:val="24"/>
           <w:szCs w:val="24"/>
         </w:rPr>
-        <w:t>), serializado y subido a OCI Object Storage (</w:t>
+        <w:t xml:space="preserve">), serializado y subido a OCI </w:t>
+      </w:r>
+      <w:proofErr w:type="spellStart"/>
+      <w:r>
+        <w:rPr>
+          <w:sz w:val="24"/>
+          <w:szCs w:val="24"/>
+        </w:rPr>
+        <w:t>Object</w:t>
+      </w:r>
+      <w:proofErr w:type="spellEnd"/>
+      <w:r>
+        <w:rPr>
+          <w:sz w:val="24"/>
+          <w:szCs w:val="24"/>
+        </w:rPr>
+        <w:t xml:space="preserve"> Storage (</w:t>
       </w:r>
       <w:r>
         <w:rPr>
@@ -2076,7 +3423,23 @@
           <w:sz w:val="24"/>
           <w:szCs w:val="24"/>
         </w:rPr>
-        <w:t xml:space="preserve"> requiere la containerización (</w:t>
+        <w:t xml:space="preserve"> requiere la </w:t>
+      </w:r>
+      <w:proofErr w:type="spellStart"/>
+      <w:r>
+        <w:rPr>
+          <w:sz w:val="24"/>
+          <w:szCs w:val="24"/>
+        </w:rPr>
+        <w:t>containerización</w:t>
+      </w:r>
+      <w:proofErr w:type="spellEnd"/>
+      <w:r>
+        <w:rPr>
+          <w:sz w:val="24"/>
+          <w:szCs w:val="24"/>
+        </w:rPr>
+        <w:t xml:space="preserve"> (</w:t>
       </w:r>
       <w:r>
         <w:rPr>
@@ -2179,23 +3542,71 @@
           <w:sz w:val="24"/>
           <w:szCs w:val="24"/>
         </w:rPr>
-        <w:t>4. Implementación de Servicios OCI Always Free</w:t>
-      </w:r>
-    </w:p>
-    <w:p>
-      <w:pPr>
-        <w:spacing w:line="360" w:lineRule="auto"/>
-        <w:rPr>
-          <w:sz w:val="24"/>
-          <w:szCs w:val="24"/>
-        </w:rPr>
-      </w:pPr>
-      <w:r>
-        <w:rPr>
-          <w:sz w:val="24"/>
-          <w:szCs w:val="24"/>
-        </w:rPr>
-        <w:t>Aprovechando los recursos Always Free que proporciona OCI, la arquitectura propuesta para el proyecto EnergiAI no generará ningún costo:</w:t>
+        <w:t xml:space="preserve">4. Implementación de Servicios OCI </w:t>
+      </w:r>
+      <w:proofErr w:type="spellStart"/>
+      <w:r>
+        <w:rPr>
+          <w:sz w:val="24"/>
+          <w:szCs w:val="24"/>
+        </w:rPr>
+        <w:t>Always</w:t>
+      </w:r>
+      <w:proofErr w:type="spellEnd"/>
+      <w:r>
+        <w:rPr>
+          <w:sz w:val="24"/>
+          <w:szCs w:val="24"/>
+        </w:rPr>
+        <w:t xml:space="preserve"> Free</w:t>
+      </w:r>
+    </w:p>
+    <w:p>
+      <w:pPr>
+        <w:spacing w:line="360" w:lineRule="auto"/>
+        <w:rPr>
+          <w:sz w:val="24"/>
+          <w:szCs w:val="24"/>
+        </w:rPr>
+      </w:pPr>
+      <w:r>
+        <w:rPr>
+          <w:sz w:val="24"/>
+          <w:szCs w:val="24"/>
+        </w:rPr>
+        <w:t xml:space="preserve">Aprovechando los recursos </w:t>
+      </w:r>
+      <w:proofErr w:type="spellStart"/>
+      <w:r>
+        <w:rPr>
+          <w:sz w:val="24"/>
+          <w:szCs w:val="24"/>
+        </w:rPr>
+        <w:t>Always</w:t>
+      </w:r>
+      <w:proofErr w:type="spellEnd"/>
+      <w:r>
+        <w:rPr>
+          <w:sz w:val="24"/>
+          <w:szCs w:val="24"/>
+        </w:rPr>
+        <w:t xml:space="preserve"> Free que proporciona OCI, la arquitectura propuesta para el proyecto </w:t>
+      </w:r>
+      <w:proofErr w:type="spellStart"/>
+      <w:r>
+        <w:rPr>
+          <w:sz w:val="24"/>
+          <w:szCs w:val="24"/>
+        </w:rPr>
+        <w:t>EnergiAI</w:t>
+      </w:r>
+      <w:proofErr w:type="spellEnd"/>
+      <w:r>
+        <w:rPr>
+          <w:sz w:val="24"/>
+          <w:szCs w:val="24"/>
+        </w:rPr>
+        <w:t xml:space="preserve"> no generará ningún costo:</w:t>
       </w:r>
     </w:p>
     <w:p>
@@ -2224,7 +3635,39 @@
           <w:sz w:val="24"/>
           <w:szCs w:val="24"/>
         </w:rPr>
-        <w:t xml:space="preserve"> Desplegaremos la API REST de Spring Boot en una instancia de máquina virtual VM.Standard.E2.1.Micro (con procesador AMD Always Free) o utilizando una porción de la capacidad flexible de ARM Ampere.</w:t>
+        <w:t xml:space="preserve"> Desplegaremos la API REST de Spring </w:t>
+      </w:r>
+      <w:proofErr w:type="spellStart"/>
+      <w:r>
+        <w:rPr>
+          <w:sz w:val="24"/>
+          <w:szCs w:val="24"/>
+        </w:rPr>
+        <w:t>Boot</w:t>
+      </w:r>
+      <w:proofErr w:type="spellEnd"/>
+      <w:r>
+        <w:rPr>
+          <w:sz w:val="24"/>
+          <w:szCs w:val="24"/>
+        </w:rPr>
+        <w:t xml:space="preserve"> en una instancia de máquina virtual VM.Standard.E2.1.Micro (con procesador AMD </w:t>
+      </w:r>
+      <w:proofErr w:type="spellStart"/>
+      <w:r>
+        <w:rPr>
+          <w:sz w:val="24"/>
+          <w:szCs w:val="24"/>
+        </w:rPr>
+        <w:t>Always</w:t>
+      </w:r>
+      <w:proofErr w:type="spellEnd"/>
+      <w:r>
+        <w:rPr>
+          <w:sz w:val="24"/>
+          <w:szCs w:val="24"/>
+        </w:rPr>
+        <w:t xml:space="preserve"> Free) o utilizando una porción de la capacidad flexible de ARM Ampere.</w:t>
       </w:r>
     </w:p>
     <w:p>
@@ -2246,14 +3689,114 @@
           <w:sz w:val="24"/>
           <w:szCs w:val="24"/>
         </w:rPr>
-        <w:t>OCI Object Storage (Almacenamiento de Objetos):</w:t>
-      </w:r>
-      <w:r>
-        <w:rPr>
-          <w:sz w:val="24"/>
-          <w:szCs w:val="24"/>
-        </w:rPr>
-        <w:t xml:space="preserve"> Crearemos un bucket estándar Always Free (energia-models) para almacenar el modelo serializado (model.joblib), permitiendo al backend descargarlo de forma ágil y segura utilizando solicitudes seguras.</w:t>
+        <w:t xml:space="preserve">OCI </w:t>
+      </w:r>
+      <w:proofErr w:type="spellStart"/>
+      <w:r>
+        <w:rPr>
+          <w:b/>
+          <w:bCs/>
+          <w:sz w:val="24"/>
+          <w:szCs w:val="24"/>
+        </w:rPr>
+        <w:t>Object</w:t>
+      </w:r>
+      <w:proofErr w:type="spellEnd"/>
+      <w:r>
+        <w:rPr>
+          <w:b/>
+          <w:bCs/>
+          <w:sz w:val="24"/>
+          <w:szCs w:val="24"/>
+        </w:rPr>
+        <w:t xml:space="preserve"> Storage (Almacenamiento de Objetos):</w:t>
+      </w:r>
+      <w:r>
+        <w:rPr>
+          <w:sz w:val="24"/>
+          <w:szCs w:val="24"/>
+        </w:rPr>
+        <w:t xml:space="preserve"> Crearemos un </w:t>
+      </w:r>
+      <w:proofErr w:type="spellStart"/>
+      <w:r>
+        <w:rPr>
+          <w:sz w:val="24"/>
+          <w:szCs w:val="24"/>
+        </w:rPr>
+        <w:t>bucket</w:t>
+      </w:r>
+      <w:proofErr w:type="spellEnd"/>
+      <w:r>
+        <w:rPr>
+          <w:sz w:val="24"/>
+          <w:szCs w:val="24"/>
+        </w:rPr>
+        <w:t xml:space="preserve"> estándar </w:t>
+      </w:r>
+      <w:proofErr w:type="spellStart"/>
+      <w:r>
+        <w:rPr>
+          <w:sz w:val="24"/>
+          <w:szCs w:val="24"/>
+        </w:rPr>
+        <w:t>Always</w:t>
+      </w:r>
+      <w:proofErr w:type="spellEnd"/>
+      <w:r>
+        <w:rPr>
+          <w:sz w:val="24"/>
+          <w:szCs w:val="24"/>
+        </w:rPr>
+        <w:t xml:space="preserve"> Free (</w:t>
+      </w:r>
+      <w:proofErr w:type="spellStart"/>
+      <w:r>
+        <w:rPr>
+          <w:sz w:val="24"/>
+          <w:szCs w:val="24"/>
+        </w:rPr>
+        <w:t>energia-models</w:t>
+      </w:r>
+      <w:proofErr w:type="spellEnd"/>
+      <w:r>
+        <w:rPr>
+          <w:sz w:val="24"/>
+          <w:szCs w:val="24"/>
+        </w:rPr>
+        <w:t>) para almacenar el modelo serializado (</w:t>
+      </w:r>
+      <w:proofErr w:type="spellStart"/>
+      <w:r>
+        <w:rPr>
+          <w:sz w:val="24"/>
+          <w:szCs w:val="24"/>
+        </w:rPr>
+        <w:t>model.joblib</w:t>
+      </w:r>
+      <w:proofErr w:type="spellEnd"/>
+      <w:r>
+        <w:rPr>
+          <w:sz w:val="24"/>
+          <w:szCs w:val="24"/>
+        </w:rPr>
+        <w:t xml:space="preserve">), permitiendo al </w:t>
+      </w:r>
+      <w:proofErr w:type="spellStart"/>
+      <w:r>
+        <w:rPr>
+          <w:sz w:val="24"/>
+          <w:szCs w:val="24"/>
+        </w:rPr>
+        <w:t>backend</w:t>
+      </w:r>
+      <w:proofErr w:type="spellEnd"/>
+      <w:r>
+        <w:rPr>
+          <w:sz w:val="24"/>
+          <w:szCs w:val="24"/>
+        </w:rPr>
+        <w:t xml:space="preserve"> descargarlo de forma ágil y segura utilizando solicitudes seguras.</w:t>
       </w:r>
     </w:p>
     <w:p>
@@ -2275,7 +3818,27 @@
           <w:sz w:val="24"/>
           <w:szCs w:val="24"/>
         </w:rPr>
-        <w:t>OCI Networking (Redes Virtuales):</w:t>
+        <w:t xml:space="preserve">OCI </w:t>
+      </w:r>
+      <w:proofErr w:type="spellStart"/>
+      <w:r>
+        <w:rPr>
+          <w:b/>
+          <w:bCs/>
+          <w:sz w:val="24"/>
+          <w:szCs w:val="24"/>
+        </w:rPr>
+        <w:t>Networking</w:t>
+      </w:r>
+      <w:proofErr w:type="spellEnd"/>
+      <w:r>
+        <w:rPr>
+          <w:b/>
+          <w:bCs/>
+          <w:sz w:val="24"/>
+          <w:szCs w:val="24"/>
+        </w:rPr>
+        <w:t xml:space="preserve"> (Redes Virtuales):</w:t>
       </w:r>
       <w:r>
         <w:rPr>
@@ -2320,14 +3883,70 @@
           <w:sz w:val="24"/>
           <w:szCs w:val="24"/>
         </w:rPr>
-        <w:t>OCI Budgets &amp; Governance (Presupuestos y Gobernanza):</w:t>
-      </w:r>
-      <w:r>
-        <w:rPr>
-          <w:sz w:val="24"/>
-          <w:szCs w:val="24"/>
-        </w:rPr>
-        <w:t xml:space="preserve"> Héctor creará un compartimento dedicado EnergiAI y configurará una alerta de presupuesto mensual al límite de $0 USD. Si existiera cualquier aproximación de consumo fuera de la capa gratuita, recibirás una notificación de alerta inmediata al correo.</w:t>
+        <w:t xml:space="preserve">OCI </w:t>
+      </w:r>
+      <w:proofErr w:type="spellStart"/>
+      <w:r>
+        <w:rPr>
+          <w:b/>
+          <w:bCs/>
+          <w:sz w:val="24"/>
+          <w:szCs w:val="24"/>
+        </w:rPr>
+        <w:t>Budgets</w:t>
+      </w:r>
+      <w:proofErr w:type="spellEnd"/>
+      <w:r>
+        <w:rPr>
+          <w:b/>
+          <w:bCs/>
+          <w:sz w:val="24"/>
+          <w:szCs w:val="24"/>
+        </w:rPr>
+        <w:t xml:space="preserve"> &amp; </w:t>
+      </w:r>
+      <w:proofErr w:type="spellStart"/>
+      <w:r>
+        <w:rPr>
+          <w:b/>
+          <w:bCs/>
+          <w:sz w:val="24"/>
+          <w:szCs w:val="24"/>
+        </w:rPr>
+        <w:t>Governance</w:t>
+      </w:r>
+      <w:proofErr w:type="spellEnd"/>
+      <w:r>
+        <w:rPr>
+          <w:b/>
+          <w:bCs/>
+          <w:sz w:val="24"/>
+          <w:szCs w:val="24"/>
+        </w:rPr>
+        <w:t xml:space="preserve"> (Presupuestos y Gobernanza):</w:t>
+      </w:r>
+      <w:r>
+        <w:rPr>
+          <w:sz w:val="24"/>
+          <w:szCs w:val="24"/>
+        </w:rPr>
+        <w:t xml:space="preserve"> Héctor creará un compartimento dedicado </w:t>
+      </w:r>
+      <w:proofErr w:type="spellStart"/>
+      <w:r>
+        <w:rPr>
+          <w:sz w:val="24"/>
+          <w:szCs w:val="24"/>
+        </w:rPr>
+        <w:t>EnergiAI</w:t>
+      </w:r>
+      <w:proofErr w:type="spellEnd"/>
+      <w:r>
+        <w:rPr>
+          <w:sz w:val="24"/>
+          <w:szCs w:val="24"/>
+        </w:rPr>
+        <w:t xml:space="preserve"> y configurará una alerta de presupuesto mensual al límite de $0 USD. Si existiera cualquier aproximación de consumo fuera de la capa gratuita, recibirás una notificación de alerta inmediata al correo.</w:t>
       </w:r>
     </w:p>
     <w:p>
@@ -2598,7 +4217,23 @@
           <w:sz w:val="24"/>
           <w:szCs w:val="24"/>
         </w:rPr>
-        <w:t xml:space="preserve"> El equipo puede ir editando la fecha de inicio/fin y cambiar la columna "Estado" (Por Empezar, In Progress, Completado, Bloqueado).</w:t>
+        <w:t xml:space="preserve"> El equipo puede ir editando la fecha de inicio/fin y cambiar la columna "Estado" (Por Empezar, In </w:t>
+      </w:r>
+      <w:proofErr w:type="spellStart"/>
+      <w:r>
+        <w:rPr>
+          <w:sz w:val="24"/>
+          <w:szCs w:val="24"/>
+        </w:rPr>
+        <w:t>Progress</w:t>
+      </w:r>
+      <w:proofErr w:type="spellEnd"/>
+      <w:r>
+        <w:rPr>
+          <w:sz w:val="24"/>
+          <w:szCs w:val="24"/>
+        </w:rPr>
+        <w:t>, Completado, Bloqueado).</w:t>
       </w:r>
     </w:p>
     <w:p>
